--- a/docs/metodo/Guia-del-Tallerista.docx
+++ b/docs/metodo/Guia-del-Tallerista.docx
@@ -73,12 +73,12 @@
           <w:sz w:val="28"/>
           <w:szCs w:val="28"/>
         </w:rPr>
-        <w:t xml:space="preserve">Cómo funciona un taller</w:t>
-      </w:r>
-    </w:p>
-    <w:p>
-      <w:pPr>
-        <w:spacing w:after="300"/>
+        <w:t xml:space="preserve">El rol del tallerista</w:t>
+      </w:r>
+    </w:p>
+    <w:p>
+      <w:pPr>
+        <w:spacing w:after="260"/>
       </w:pPr>
       <w:r>
         <w:rPr>
@@ -87,7 +87,7 @@
           <w:sz w:val="36"/>
           <w:szCs w:val="36"/>
         </w:rPr>
-        <w:t xml:space="preserve">El taller no explica y después practica. Hace fallar, y </w:t>
+        <w:t xml:space="preserve">El tallerista no es expositor: es </w:t>
       </w:r>
       <w:r>
         <w:rPr>
@@ -96,12 +96,125 @@
           <w:sz w:val="36"/>
           <w:szCs w:val="36"/>
         </w:rPr>
-        <w:t xml:space="preserve">la teoría llega como la corrección de la falla.</w:t>
+        <w:t xml:space="preserve">operador del ejercicio y responsable del dato.</w:t>
       </w:r>
     </w:p>
     <w:p>
       <w:pPr>
         <w:spacing w:after="300"/>
+      </w:pPr>
+      <w:r>
+        <w:rPr>
+          <w:rFonts w:ascii="Calibri" w:cs="Calibri" w:eastAsia="Calibri" w:hAnsi="Calibri"/>
+          <w:color w:val="6E6A64"/>
+          <w:sz w:val="21"/>
+          <w:szCs w:val="21"/>
+        </w:rPr>
+        <w:t xml:space="preserve">El taller no explica y después practica: hace fallar, y la teoría llega como la corrección de la falla. Por eso el rol es este.</w:t>
+      </w:r>
+    </w:p>
+    <w:p>
+      <w:pPr>
+        <w:tabs>
+          <w:tab w:val="left" w:pos="1500"/>
+        </w:tabs>
+        <w:spacing w:after="190" w:line="290"/>
+        <w:ind w:left="1500" w:hanging="1500"/>
+      </w:pPr>
+      <w:r>
+        <w:rPr>
+          <w:rFonts w:ascii="Calibri" w:cs="Calibri" w:eastAsia="Calibri" w:hAnsi="Calibri"/>
+          <w:b/>
+          <w:bCs/>
+          <w:color w:val="C9431C"/>
+          <w:spacing w:val="30"/>
+          <w:sz w:val="15"/>
+          <w:szCs w:val="15"/>
+        </w:rPr>
+        <w:t xml:space="preserve">MIDE</w:t>
+      </w:r>
+      <w:r>
+        <w:tab/>
+      </w:r>
+      <w:r>
+        <w:rPr>
+          <w:rFonts w:ascii="Calibri" w:cs="Calibri" w:eastAsia="Calibri" w:hAnsi="Calibri"/>
+          <w:color w:val="6E6A64"/>
+          <w:sz w:val="21"/>
+          <w:szCs w:val="21"/>
+        </w:rPr>
+        <w:t xml:space="preserve">Si no queda un número escrito, no hubo taller.</w:t>
+      </w:r>
+    </w:p>
+    <w:p>
+      <w:pPr>
+        <w:tabs>
+          <w:tab w:val="left" w:pos="1500"/>
+        </w:tabs>
+        <w:spacing w:after="190" w:line="290"/>
+        <w:ind w:left="1500" w:hanging="1500"/>
+      </w:pPr>
+      <w:r>
+        <w:rPr>
+          <w:rFonts w:ascii="Calibri" w:cs="Calibri" w:eastAsia="Calibri" w:hAnsi="Calibri"/>
+          <w:b/>
+          <w:bCs/>
+          <w:color w:val="C9431C"/>
+          <w:spacing w:val="30"/>
+          <w:sz w:val="15"/>
+          <w:szCs w:val="15"/>
+        </w:rPr>
+        <w:t xml:space="preserve">DEVUELVE</w:t>
+      </w:r>
+      <w:r>
+        <w:tab/>
+      </w:r>
+      <w:r>
+        <w:rPr>
+          <w:rFonts w:ascii="Calibri" w:cs="Calibri" w:eastAsia="Calibri" w:hAnsi="Calibri"/>
+          <w:color w:val="6E6A64"/>
+          <w:sz w:val="21"/>
+          <w:szCs w:val="21"/>
+        </w:rPr>
+        <w:t xml:space="preserve">Ante una pregunta, responde con otra pregunta o con un dato. Nunca con la solución.</w:t>
+      </w:r>
+    </w:p>
+    <w:p>
+      <w:pPr>
+        <w:tabs>
+          <w:tab w:val="left" w:pos="1500"/>
+        </w:tabs>
+        <w:spacing w:after="190" w:line="290"/>
+        <w:ind w:left="1500" w:hanging="1500"/>
+      </w:pPr>
+      <w:r>
+        <w:rPr>
+          <w:rFonts w:ascii="Calibri" w:cs="Calibri" w:eastAsia="Calibri" w:hAnsi="Calibri"/>
+          <w:b/>
+          <w:bCs/>
+          <w:color w:val="C9431C"/>
+          <w:spacing w:val="30"/>
+          <w:sz w:val="15"/>
+          <w:szCs w:val="15"/>
+        </w:rPr>
+        <w:t xml:space="preserve">CORTA</w:t>
+      </w:r>
+      <w:r>
+        <w:tab/>
+      </w:r>
+      <w:r>
+        <w:rPr>
+          <w:rFonts w:ascii="Calibri" w:cs="Calibri" w:eastAsia="Calibri" w:hAnsi="Calibri"/>
+          <w:color w:val="6E6A64"/>
+          <w:sz w:val="21"/>
+          <w:szCs w:val="21"/>
+        </w:rPr>
+        <w:t xml:space="preserve">Sostiene el reloj aunque la conversación esté buena. El tiempo se le quita a la teoría, jamás a las corridas.</w:t>
+      </w:r>
+    </w:p>
+    <w:p>
+      <w:pPr>
+        <w:spacing w:after="0" w:before="120"/>
       </w:pPr>
       <w:r>
         <w:rPr>
@@ -109,185 +222,19 @@
           <w:b/>
           <w:bCs/>
           <w:color w:val="191817"/>
-          <w:sz w:val="21"/>
-          <w:szCs w:val="21"/>
-        </w:rPr>
-        <w:t xml:space="preserve">Instrucción incompleta</w:t>
-      </w:r>
-      <w:r>
-        <w:rPr>
-          <w:rFonts w:ascii="Calibri" w:cs="Calibri" w:eastAsia="Calibri" w:hAnsi="Calibri"/>
-          <w:color w:val="C9431C"/>
-          <w:sz w:val="21"/>
-          <w:szCs w:val="21"/>
-        </w:rPr>
-        <w:t xml:space="preserve">  →  </w:t>
-      </w:r>
-      <w:r>
-        <w:rPr>
-          <w:rFonts w:ascii="Calibri" w:cs="Calibri" w:eastAsia="Calibri" w:hAnsi="Calibri"/>
-          <w:b/>
-          <w:bCs/>
-          <w:color w:val="191817"/>
-          <w:sz w:val="21"/>
-          <w:szCs w:val="21"/>
-        </w:rPr>
-        <w:t xml:space="preserve">caos</w:t>
-      </w:r>
-      <w:r>
-        <w:rPr>
-          <w:rFonts w:ascii="Calibri" w:cs="Calibri" w:eastAsia="Calibri" w:hAnsi="Calibri"/>
-          <w:color w:val="C9431C"/>
-          <w:sz w:val="21"/>
-          <w:szCs w:val="21"/>
-        </w:rPr>
-        <w:t xml:space="preserve">  →  </w:t>
-      </w:r>
-      <w:r>
-        <w:rPr>
-          <w:rFonts w:ascii="Calibri" w:cs="Calibri" w:eastAsia="Calibri" w:hAnsi="Calibri"/>
-          <w:b/>
-          <w:bCs/>
-          <w:color w:val="191817"/>
-          <w:sz w:val="21"/>
-          <w:szCs w:val="21"/>
-        </w:rPr>
-        <w:t xml:space="preserve">corrida</w:t>
-      </w:r>
-      <w:r>
-        <w:rPr>
-          <w:rFonts w:ascii="Calibri" w:cs="Calibri" w:eastAsia="Calibri" w:hAnsi="Calibri"/>
-          <w:color w:val="C9431C"/>
-          <w:sz w:val="21"/>
-          <w:szCs w:val="21"/>
-        </w:rPr>
-        <w:t xml:space="preserve">  →  </w:t>
-      </w:r>
-      <w:r>
-        <w:rPr>
-          <w:rFonts w:ascii="Calibri" w:cs="Calibri" w:eastAsia="Calibri" w:hAnsi="Calibri"/>
-          <w:b/>
-          <w:bCs/>
-          <w:color w:val="191817"/>
-          <w:sz w:val="21"/>
-          <w:szCs w:val="21"/>
-        </w:rPr>
-        <w:t xml:space="preserve">conclusiones</w:t>
-      </w:r>
-      <w:r>
-        <w:rPr>
-          <w:rFonts w:ascii="Calibri" w:cs="Calibri" w:eastAsia="Calibri" w:hAnsi="Calibri"/>
-          <w:color w:val="C9431C"/>
-          <w:sz w:val="21"/>
-          <w:szCs w:val="21"/>
-        </w:rPr>
-        <w:t xml:space="preserve">  →  </w:t>
-      </w:r>
-      <w:r>
-        <w:rPr>
-          <w:rFonts w:ascii="Calibri" w:cs="Calibri" w:eastAsia="Calibri" w:hAnsi="Calibri"/>
-          <w:b/>
-          <w:bCs/>
-          <w:color w:val="191817"/>
-          <w:sz w:val="21"/>
-          <w:szCs w:val="21"/>
-        </w:rPr>
-        <w:t xml:space="preserve">información</w:t>
-      </w:r>
-      <w:r>
-        <w:rPr>
-          <w:rFonts w:ascii="Calibri" w:cs="Calibri" w:eastAsia="Calibri" w:hAnsi="Calibri"/>
-          <w:color w:val="C9431C"/>
-          <w:sz w:val="21"/>
-          <w:szCs w:val="21"/>
-        </w:rPr>
-        <w:t xml:space="preserve">  →  </w:t>
-      </w:r>
-      <w:r>
-        <w:rPr>
-          <w:rFonts w:ascii="Calibri" w:cs="Calibri" w:eastAsia="Calibri" w:hAnsi="Calibri"/>
-          <w:b/>
-          <w:bCs/>
-          <w:color w:val="191817"/>
-          <w:sz w:val="21"/>
-          <w:szCs w:val="21"/>
-        </w:rPr>
-        <w:t xml:space="preserve">otra corrida</w:t>
-      </w:r>
-    </w:p>
-    <w:p>
-      <w:pPr>
-        <w:spacing w:after="200"/>
-      </w:pPr>
-      <w:r>
-        <w:rPr>
-          <w:rFonts w:ascii="Calibri" w:cs="Calibri" w:eastAsia="Calibri" w:hAnsi="Calibri"/>
-          <w:b/>
-          <w:bCs/>
-          <w:color w:val="191817"/>
-          <w:sz w:val="21"/>
-          <w:szCs w:val="21"/>
-        </w:rPr>
-        <w:t xml:space="preserve">La instrucción se da por encima, a propósito.</w:t>
+          <w:sz w:val="19"/>
+          <w:szCs w:val="19"/>
+        </w:rPr>
+        <w:t xml:space="preserve">Lo que no hace:</w:t>
       </w:r>
       <w:r>
         <w:rPr>
           <w:rFonts w:ascii="Calibri" w:cs="Calibri" w:eastAsia="Calibri" w:hAnsi="Calibri"/>
           <w:color w:val="6E6A64"/>
-          <w:sz w:val="21"/>
-          <w:szCs w:val="21"/>
-        </w:rPr>
-        <w:t xml:space="preserve"> Se dice qué hay que producir, no cómo organizarse. Después se les da tiempo para planear.</w:t>
-      </w:r>
-    </w:p>
-    <w:p>
-      <w:pPr>
-        <w:spacing w:after="200"/>
-      </w:pPr>
-      <w:r>
-        <w:rPr>
-          <w:rFonts w:ascii="Calibri" w:cs="Calibri" w:eastAsia="Calibri" w:hAnsi="Calibri"/>
-          <w:b/>
-          <w:bCs/>
-          <w:color w:val="191817"/>
-          <w:sz w:val="21"/>
-          <w:szCs w:val="21"/>
-        </w:rPr>
-        <w:t xml:space="preserve">No se aclara.</w:t>
-      </w:r>
-      <w:r>
-        <w:rPr>
-          <w:rFonts w:ascii="Calibri" w:cs="Calibri" w:eastAsia="Calibri" w:hAnsi="Calibri"/>
-          <w:color w:val="6E6A64"/>
-          <w:sz w:val="21"/>
-          <w:szCs w:val="21"/>
-        </w:rPr>
-        <w:t xml:space="preserve"> Van a tener problemas de comunicación, van a pelear por quién manda y van a arrancar sin saber para dónde van. Eso es el ejercicio.</w:t>
-      </w:r>
-    </w:p>
-    <w:p>
-      <w:pPr>
-        <w:spacing w:after="200"/>
-      </w:pPr>
-      <w:r>
-        <w:rPr>
-          <w:rFonts w:ascii="Calibri" w:cs="Calibri" w:eastAsia="Calibri" w:hAnsi="Calibri"/>
-          <w:b/>
-          <w:bCs/>
-          <w:color w:val="191817"/>
-          <w:sz w:val="21"/>
-          <w:szCs w:val="21"/>
-        </w:rPr>
-        <w:t xml:space="preserve">La primera conclusión no es sobre el tema: es que no preguntaron.</w:t>
-      </w:r>
-      <w:r>
-        <w:rPr>
-          <w:rFonts w:ascii="Calibri" w:cs="Calibri" w:eastAsia="Calibri" w:hAnsi="Calibri"/>
-          <w:color w:val="6E6A64"/>
-          <w:sz w:val="21"/>
-          <w:szCs w:val="21"/>
-        </w:rPr>
-        <w:t xml:space="preserve"> Hacerla salir es trabajo suyo, y es lo que abre todo lo demás.</w:t>
+          <w:sz w:val="19"/>
+          <w:szCs w:val="19"/>
+        </w:rPr>
+        <w:t xml:space="preserve"> no arma, no corrige durante la corrida, no rescata a un equipo que va perdiendo, no adelanta conceptos, no llena silencios.</w:t>
       </w:r>
     </w:p>
     <w:p>
@@ -296,7 +243,7 @@
           <w:top w:val="single" w:color="D8D4CC" w:sz="4"/>
           <w:bottom w:val="single" w:color="D8D4CC" w:sz="4"/>
         </w:pBdr>
-        <w:spacing w:after="260" w:before="260" w:line="300"/>
+        <w:spacing w:after="260" w:before="300" w:line="300"/>
       </w:pPr>
       <w:r>
         <w:rPr>
@@ -975,7 +922,7 @@
                 <w:sz w:val="21"/>
                 <w:szCs w:val="21"/>
               </w:rPr>
-              <w:t xml:space="preserve">Diez minutos para que planeen y veinticinco de corrida cronometrada. Los tiempos van al tablero. </w:t>
+              <w:t xml:space="preserve">Diez minutos para que planeen y veinticinco de corrida cronometrada. Van a discutir quién manda y a arrancar sin saber para dónde van: eso es el ejercicio. Los tiempos van al tablero. </w:t>
             </w:r>
             <w:r>
               <w:rPr>
@@ -1083,7 +1030,27 @@
                 <w:sz w:val="21"/>
                 <w:szCs w:val="21"/>
               </w:rPr>
-              <w:t xml:space="preserve">El momento fuerte. Primero las conclusiones de lo que pasó. Después la información que corrige. Y con eso, la segunda corrida y la comparación de tiempos.</w:t>
+              <w:t xml:space="preserve">El momento fuerte. Primero las conclusiones de lo que pasó: </w:t>
+            </w:r>
+            <w:r>
+              <w:rPr>
+                <w:rFonts w:ascii="Calibri" w:cs="Calibri" w:eastAsia="Calibri" w:hAnsi="Calibri"/>
+                <w:b/>
+                <w:bCs/>
+                <w:color w:val="191817"/>
+                <w:sz w:val="21"/>
+                <w:szCs w:val="21"/>
+              </w:rPr>
+              <w:t xml:space="preserve">la primera que tiene que salir es que no preguntaron.</w:t>
+            </w:r>
+            <w:r>
+              <w:rPr>
+                <w:rFonts w:ascii="Calibri" w:cs="Calibri" w:eastAsia="Calibri" w:hAnsi="Calibri"/>
+                <w:color w:val="6E6A64"/>
+                <w:sz w:val="21"/>
+                <w:szCs w:val="21"/>
+              </w:rPr>
+              <w:t xml:space="preserve"> Después la información que corrige. Y con eso, la segunda corrida y la comparación de tiempos.</w:t>
             </w:r>
           </w:p>
         </w:tc>
